--- a/winagent_source/Documents/Manual.docx
+++ b/winagent_source/Documents/Manual.docx
@@ -1,6 +1,6 @@
 
 <file path=word/document.xml><?xml version="1.0" encoding="utf-8"?>
-<w:document xmlns:o="urn:schemas-microsoft-com:office:office" xmlns:r="http://schemas.openxmlformats.org/officeDocument/2006/relationships" xmlns:v="urn:schemas-microsoft-com:vml" xmlns:w="http://schemas.openxmlformats.org/wordprocessingml/2006/main" xmlns:w10="urn:schemas-microsoft-com:office:word" xmlns:wp="http://schemas.openxmlformats.org/drawingml/2006/wordprocessingDrawing" xmlns:wps="http://schemas.microsoft.com/office/word/2010/wordprocessingShape" xmlns:wpg="http://schemas.microsoft.com/office/word/2010/wordprocessingGroup" xmlns:mc="http://schemas.openxmlformats.org/markup-compatibility/2006" xmlns:wp14="http://schemas.microsoft.com/office/word/2010/wordprocessingDrawing" xmlns:w14="http://schemas.microsoft.com/office/word/2010/wordml" xmlns:w15="http://schemas.microsoft.com/office/word/2012/wordml" mc:Ignorable="w14 wp14 w15">
+<w:document xmlns:o="urn:schemas-microsoft-com:office:office" xmlns:r="http://schemas.openxmlformats.org/officeDocument/2006/relationships" xmlns:v="urn:schemas-microsoft-com:vml" xmlns:w="http://schemas.openxmlformats.org/wordprocessingml/2006/main" xmlns:w10="urn:schemas-microsoft-com:office:word" xmlns:wp="http://schemas.openxmlformats.org/drawingml/2006/wordprocessingDrawing" xmlns:pic="http://schemas.openxmlformats.org/drawingml/2006/picture" xmlns:wps="http://schemas.microsoft.com/office/word/2010/wordprocessingShape" xmlns:wpg="http://schemas.microsoft.com/office/word/2010/wordprocessingGroup" xmlns:mc="http://schemas.openxmlformats.org/markup-compatibility/2006" xmlns:wp14="http://schemas.microsoft.com/office/word/2010/wordprocessingDrawing" xmlns:w14="http://schemas.microsoft.com/office/word/2010/wordml" xmlns:w15="http://schemas.microsoft.com/office/word/2012/wordml" mc:Ignorable="w14 wp14 w15">
   <w:body>
     <w:p>
       <w:pPr>
@@ -251,9 +251,9 @@
       </w:r>
       <w:r>
         <w:rPr>
-          <w:rStyle w:val="CommandChar"/>
-        </w:rPr>
-        <w:t xml:space="preserve">LogZilla_SyslogAgent_6.30.2.0.msi </w:t>
+          <w:rStyle w:val="commandChar"/>
+        </w:rPr>
+        <w:t xml:space="preserve">LogZilla_SyslogAgent_6.33.0.0.msi </w:t>
       </w:r>
       <w:r>
         <w:rPr/>
@@ -409,10 +409,10 @@
             <wp:positionV relativeFrom="paragraph">
               <wp:posOffset>635</wp:posOffset>
             </wp:positionV>
-            <wp:extent cx="6309360" cy="5940425"/>
+            <wp:extent cx="6309360" cy="7240905"/>
             <wp:effectExtent l="0" t="0" r="0" b="0"/>
             <wp:wrapSquare wrapText="largest"/>
-            <wp:docPr id="1" name="Image1" descr=""/>
+            <wp:docPr id="1" name="Image1"/>
             <wp:cNvGraphicFramePr>
               <a:graphicFrameLocks xmlns:a="http://schemas.openxmlformats.org/drawingml/2006/main" noChangeAspect="1"/>
             </wp:cNvGraphicFramePr>
@@ -420,7 +420,7 @@
               <a:graphicData uri="http://schemas.openxmlformats.org/drawingml/2006/picture">
                 <pic:pic xmlns:pic="http://schemas.openxmlformats.org/drawingml/2006/picture">
                   <pic:nvPicPr>
-                    <pic:cNvPr id="1" name="Image1" descr=""/>
+                    <pic:cNvPr id="1" name="Image1"/>
                     <pic:cNvPicPr>
                       <a:picLocks noChangeAspect="1" noChangeArrowheads="1"/>
                     </pic:cNvPicPr>
@@ -434,11 +434,12 @@
                   <pic:spPr bwMode="auto">
                     <a:xfrm>
                       <a:off x="0" y="0"/>
-                      <a:ext cx="6309360" cy="5940425"/>
+                      <a:ext cx="6309360" cy="7240905"/>
                     </a:xfrm>
                     <a:prstGeom prst="rect">
                       <a:avLst/>
                     </a:prstGeom>
+                    <a:noFill/>
                   </pic:spPr>
                 </pic:pic>
               </a:graphicData>
@@ -664,7 +665,7 @@
       </w:r>
       <w:r>
         <w:rPr/>
-        <w:t xml:space="preserve"> format) certificate files for the TLS communications to the primary or secondary server.  When the button is clicked a window will pop up allowing selection of the file from which the cert is to be read.  Please note that once the cert is read and imported (using the button) that certificate information is copied into the LogZilla settings and the source cert file is no longer used.  The loaded certificate files are named </w:t>
+        <w:t xml:space="preserve"> format) certificate files for the TLS communications to the primary or secondary server.  These are used when self-signed SSL certificates are used, which will be the case if you are not using a Certificate Authority for your SSL verification. When the button is clicked a window will pop up allowing selection of the file from which the cert is to be read.  Please note that once the cert is read and imported (using the button) that certificate information is copied into the LogZilla settings and the source cert file is no longer used.  The loaded certificate files are named </w:t>
       </w:r>
       <w:r>
         <w:rPr>
@@ -835,6 +836,26 @@
     <w:p>
       <w:pPr>
         <w:pStyle w:val="Normal"/>
+        <w:rPr>
+          <w:rStyle w:val="Strong"/>
+          <w:sz w:val="28"/>
+          <w:szCs w:val="28"/>
+        </w:rPr>
+      </w:pPr>
+      <w:r>
+        <w:rPr>
+          <w:sz w:val="28"/>
+          <w:szCs w:val="28"/>
+        </w:rPr>
+      </w:r>
+      <w:r>
+        <w:br w:type="page"/>
+      </w:r>
+    </w:p>
+    <w:p>
+      <w:pPr>
+        <w:pStyle w:val="Normal"/>
+        <w:spacing w:before="0" w:after="160"/>
         <w:rPr/>
       </w:pPr>
       <w:r>
@@ -1051,7 +1072,7 @@
         <w:rPr>
           <w:rStyle w:val="Strong"/>
         </w:rPr>
-        <w:t>Extra Key-Values</w:t>
+        <w:t>Extra Key/Values</w:t>
       </w:r>
     </w:p>
     <w:p>
@@ -1149,6 +1170,106 @@
     <w:p>
       <w:pPr>
         <w:pStyle w:val="Normal"/>
+        <w:rPr>
+          <w:rStyle w:val="Strong"/>
+        </w:rPr>
+      </w:pPr>
+      <w:r>
+        <w:rPr>
+          <w:rStyle w:val="Strong"/>
+        </w:rPr>
+        <w:t>Max Batch Size / Max Batch Age</w:t>
+      </w:r>
+    </w:p>
+    <w:p>
+      <w:pPr>
+        <w:pStyle w:val="Normal"/>
+        <w:rPr/>
+      </w:pPr>
+      <w:r>
+        <w:rPr>
+          <w:rStyle w:val="Strong"/>
+          <w:b/>
+          <w:bCs/>
+        </w:rPr>
+        <w:t xml:space="preserve">Max Batch Size </w:t>
+      </w:r>
+      <w:r>
+        <w:rPr>
+          <w:rStyle w:val="Strong"/>
+          <w:b w:val="false"/>
+          <w:bCs w:val="false"/>
+        </w:rPr>
+        <w:t xml:space="preserve">is the maximum number of log events that the Windows Agent will queue up before sending them. </w:t>
+      </w:r>
+      <w:r>
+        <w:rPr>
+          <w:rStyle w:val="Strong"/>
+          <w:b/>
+          <w:bCs/>
+        </w:rPr>
+        <w:t>Max Batch Age</w:t>
+      </w:r>
+      <w:r>
+        <w:rPr>
+          <w:rStyle w:val="Strong"/>
+          <w:b w:val="false"/>
+          <w:bCs w:val="false"/>
+        </w:rPr>
+        <w:t xml:space="preserve"> is the longest that the Windows Agent will wait from the time an event occurs to the time the Agent sends that event to LogZilla. So, whenever new events occur, if the number of events queued up equals or exceeds the </w:t>
+      </w:r>
+      <w:r>
+        <w:rPr>
+          <w:rStyle w:val="Strong"/>
+          <w:b/>
+          <w:bCs/>
+        </w:rPr>
+        <w:t>Max Batch Size</w:t>
+      </w:r>
+      <w:r>
+        <w:rPr>
+          <w:rStyle w:val="Strong"/>
+          <w:b w:val="false"/>
+          <w:bCs w:val="false"/>
+        </w:rPr>
+        <w:t xml:space="preserve">, the Agent sends the events. Also, whenever the oldest unsent message reaches the </w:t>
+      </w:r>
+      <w:r>
+        <w:rPr>
+          <w:rStyle w:val="Strong"/>
+          <w:b/>
+          <w:bCs/>
+        </w:rPr>
+        <w:t>Max Batch Age</w:t>
+      </w:r>
+      <w:r>
+        <w:rPr>
+          <w:rStyle w:val="Strong"/>
+          <w:b w:val="false"/>
+          <w:bCs w:val="false"/>
+        </w:rPr>
+        <w:t xml:space="preserve">, the Agent sends the events.  So you can set both “most unsent messages” and “longest delay before sending” parameters. Set the </w:t>
+      </w:r>
+      <w:r>
+        <w:rPr>
+          <w:rStyle w:val="Strong"/>
+          <w:b/>
+          <w:bCs/>
+        </w:rPr>
+        <w:t>Max Batch Size</w:t>
+      </w:r>
+      <w:r>
+        <w:rPr>
+          <w:rStyle w:val="Strong"/>
+          <w:b w:val="false"/>
+          <w:bCs w:val="false"/>
+        </w:rPr>
+        <w:t xml:space="preserve"> to 0 to send every event immediately.</w:t>
+      </w:r>
+    </w:p>
+    <w:p>
+      <w:pPr>
+        <w:pStyle w:val="Normal"/>
         <w:rPr/>
       </w:pPr>
       <w:r>
@@ -1216,84 +1337,6 @@
       <w:r>
         <w:rPr/>
         <w:t xml:space="preserve">file.  If log level is set to “None” this will be blank.  </w:t>
-      </w:r>
-    </w:p>
-    <w:p>
-      <w:pPr>
-        <w:pStyle w:val="Normal"/>
-        <w:rPr>
-          <w:rStyle w:val="Strong"/>
-          <w:sz w:val="28"/>
-          <w:szCs w:val="28"/>
-        </w:rPr>
-      </w:pPr>
-      <w:r>
-        <w:rPr>
-          <w:sz w:val="28"/>
-          <w:szCs w:val="28"/>
-        </w:rPr>
-      </w:r>
-      <w:r>
-        <w:br w:type="page"/>
-      </w:r>
-    </w:p>
-    <w:p>
-      <w:pPr>
-        <w:pStyle w:val="Normal"/>
-        <w:spacing w:before="0" w:after="160"/>
-        <w:rPr/>
-      </w:pPr>
-      <w:r>
-        <w:rPr>
-          <w:rStyle w:val="Strong"/>
-          <w:sz w:val="28"/>
-          <w:szCs w:val="28"/>
-        </w:rPr>
-        <w:t>Other</w:t>
-      </w:r>
-    </w:p>
-    <w:p>
-      <w:pPr>
-        <w:pStyle w:val="Normal"/>
-        <w:rPr>
-          <w:rStyle w:val="Strong"/>
-        </w:rPr>
-      </w:pPr>
-      <w:r>
-        <w:rPr>
-          <w:rStyle w:val="Strong"/>
-        </w:rPr>
-        <w:t>Batch Interval</w:t>
-      </w:r>
-    </w:p>
-    <w:p>
-      <w:pPr>
-        <w:pStyle w:val="Normal"/>
-        <w:rPr/>
-      </w:pPr>
-      <w:r>
-        <w:rPr/>
-        <w:t>In order to reduce the frequency / speed of connections being opened between the Windows Agent and LogZIlla, events can be “batched up” before sending. Then, instead of having a new connection for each event, a connection is opened and many events are sent during that connection, before it is closed.  For events to be batched up, there must be a duration of time from the first event being received to the last event for that batch being received.</w:t>
-      </w:r>
-    </w:p>
-    <w:p>
-      <w:pPr>
-        <w:pStyle w:val="Normal"/>
-        <w:rPr/>
-      </w:pPr>
-      <w:r>
-        <w:rPr/>
-        <w:t>This value is in milliseconds, and the default is 1000. This means that when a new Windows Event is received, if it’s the start of a new batch then there will be a one second delay while subsequent events are collected for sending in that batch. So there may be a maximum of 1 second (or whatever you specify here) from an event being received to the event being sent to LogZilla, though of course for subsequent events in that batch the length of time from the event generation in Windows to the event being sent by the Agent is correspondingly less.</w:t>
-      </w:r>
-    </w:p>
-    <w:p>
-      <w:pPr>
-        <w:pStyle w:val="Normal"/>
-        <w:rPr/>
-      </w:pPr>
-      <w:r>
-        <w:rPr/>
-        <w:t>Set this to zero to have each event set immediately with no batching.</w:t>
       </w:r>
     </w:p>
     <w:p>
@@ -1444,7 +1487,7 @@
         <w:rPr>
           <w:rStyle w:val="Strong"/>
         </w:rPr>
-        <w:t>Restart</w:t>
+        <w:t>Stop/Start</w:t>
       </w:r>
     </w:p>
     <w:p>
@@ -1472,7 +1515,35 @@
       </w:r>
       <w:r>
         <w:rPr/>
-        <w:t xml:space="preserve"> is running, it must be restarted to pick any changes made in the configuration settings.</w:t>
+        <w:t xml:space="preserve"> is running, it must be restarted to pick any changes made in the configuration settings. This can be done by first </w:t>
+      </w:r>
+      <w:r>
+        <w:rPr>
+          <w:b/>
+          <w:bCs/>
+        </w:rPr>
+        <w:t>Stop</w:t>
+      </w:r>
+      <w:r>
+        <w:rPr>
+          <w:b w:val="false"/>
+          <w:bCs w:val="false"/>
+        </w:rPr>
+        <w:t xml:space="preserve">ping the Agent service, then </w:t>
+      </w:r>
+      <w:r>
+        <w:rPr>
+          <w:b/>
+          <w:bCs/>
+        </w:rPr>
+        <w:t>Start</w:t>
+      </w:r>
+      <w:r>
+        <w:rPr>
+          <w:b w:val="false"/>
+          <w:bCs w:val="false"/>
+        </w:rPr>
+        <w:t>ing the Agent service.</w:t>
       </w:r>
     </w:p>
     <w:p>
@@ -1555,6 +1626,7 @@
                     <a:prstGeom prst="rect">
                       <a:avLst/>
                     </a:prstGeom>
+                    <a:noFill/>
                   </pic:spPr>
                 </pic:pic>
               </a:graphicData>
@@ -1610,6 +1682,7 @@
                     <a:prstGeom prst="rect">
                       <a:avLst/>
                     </a:prstGeom>
+                    <a:noFill/>
                   </pic:spPr>
                 </pic:pic>
               </a:graphicData>
@@ -1630,7 +1703,7 @@
     </w:p>
     <w:p>
       <w:pPr>
-        <w:pStyle w:val="Command"/>
+        <w:pStyle w:val="command"/>
         <w:rPr/>
       </w:pPr>
       <w:r>
@@ -1666,7 +1739,7 @@
     </w:p>
     <w:p>
       <w:pPr>
-        <w:pStyle w:val="Command"/>
+        <w:pStyle w:val="command"/>
         <w:rPr/>
       </w:pPr>
       <w:r>
@@ -1706,7 +1779,7 @@
     </w:p>
     <w:p>
       <w:pPr>
-        <w:pStyle w:val="Command"/>
+        <w:pStyle w:val="command"/>
         <w:rPr/>
       </w:pPr>
       <w:r>
@@ -1742,7 +1815,7 @@
     </w:p>
     <w:p>
       <w:pPr>
-        <w:pStyle w:val="Command"/>
+        <w:pStyle w:val="command"/>
         <w:rPr/>
       </w:pPr>
       <w:r>
@@ -1778,7 +1851,7 @@
     </w:p>
     <w:p>
       <w:pPr>
-        <w:pStyle w:val="Command"/>
+        <w:pStyle w:val="command"/>
         <w:rPr/>
       </w:pPr>
       <w:r>
@@ -1798,7 +1871,7 @@
     </w:p>
     <w:p>
       <w:pPr>
-        <w:pStyle w:val="Command"/>
+        <w:pStyle w:val="command"/>
         <w:rPr/>
       </w:pPr>
       <w:r>
@@ -1931,6 +2004,7 @@
                     <a:prstGeom prst="rect">
                       <a:avLst/>
                     </a:prstGeom>
+                    <a:noFill/>
                   </pic:spPr>
                 </pic:pic>
               </a:graphicData>
@@ -1987,7 +2061,7 @@
 </file>
 
 <file path=word/footer1.xml><?xml version="1.0" encoding="utf-8"?>
-<w:ftr xmlns:o="urn:schemas-microsoft-com:office:office" xmlns:r="http://schemas.openxmlformats.org/officeDocument/2006/relationships" xmlns:v="urn:schemas-microsoft-com:vml" xmlns:w="http://schemas.openxmlformats.org/wordprocessingml/2006/main" xmlns:w10="urn:schemas-microsoft-com:office:word" xmlns:wp="http://schemas.openxmlformats.org/drawingml/2006/wordprocessingDrawing" xmlns:wps="http://schemas.microsoft.com/office/word/2010/wordprocessingShape" xmlns:wpg="http://schemas.microsoft.com/office/word/2010/wordprocessingGroup" xmlns:mc="http://schemas.openxmlformats.org/markup-compatibility/2006" xmlns:wp14="http://schemas.microsoft.com/office/word/2010/wordprocessingDrawing" xmlns:w14="http://schemas.microsoft.com/office/word/2010/wordml" xmlns:w15="http://schemas.microsoft.com/office/word/2012/wordml" mc:Ignorable="w14 wp14 w15">
+<w:ftr xmlns:o="urn:schemas-microsoft-com:office:office" xmlns:r="http://schemas.openxmlformats.org/officeDocument/2006/relationships" xmlns:v="urn:schemas-microsoft-com:vml" xmlns:w="http://schemas.openxmlformats.org/wordprocessingml/2006/main" xmlns:w10="urn:schemas-microsoft-com:office:word" xmlns:wp="http://schemas.openxmlformats.org/drawingml/2006/wordprocessingDrawing" xmlns:pic="http://schemas.openxmlformats.org/drawingml/2006/picture" xmlns:wps="http://schemas.microsoft.com/office/word/2010/wordprocessingShape" xmlns:wpg="http://schemas.microsoft.com/office/word/2010/wordprocessingGroup" xmlns:mc="http://schemas.openxmlformats.org/markup-compatibility/2006" xmlns:wp14="http://schemas.microsoft.com/office/word/2010/wordprocessingDrawing" xmlns:w14="http://schemas.microsoft.com/office/word/2010/wordml" xmlns:w15="http://schemas.microsoft.com/office/word/2012/wordml" mc:Ignorable="w14 wp14 w15">
   <w:p>
     <w:pPr>
       <w:pStyle w:val="Footer"/>
@@ -2001,7 +2075,7 @@
 </file>
 
 <file path=word/footer2.xml><?xml version="1.0" encoding="utf-8"?>
-<w:ftr xmlns:o="urn:schemas-microsoft-com:office:office" xmlns:r="http://schemas.openxmlformats.org/officeDocument/2006/relationships" xmlns:v="urn:schemas-microsoft-com:vml" xmlns:w="http://schemas.openxmlformats.org/wordprocessingml/2006/main" xmlns:w10="urn:schemas-microsoft-com:office:word" xmlns:wp="http://schemas.openxmlformats.org/drawingml/2006/wordprocessingDrawing" xmlns:wps="http://schemas.microsoft.com/office/word/2010/wordprocessingShape" xmlns:wpg="http://schemas.microsoft.com/office/word/2010/wordprocessingGroup" xmlns:mc="http://schemas.openxmlformats.org/markup-compatibility/2006" xmlns:wp14="http://schemas.microsoft.com/office/word/2010/wordprocessingDrawing" xmlns:w14="http://schemas.microsoft.com/office/word/2010/wordml" xmlns:w15="http://schemas.microsoft.com/office/word/2012/wordml" mc:Ignorable="w14 wp14 w15">
+<w:ftr xmlns:o="urn:schemas-microsoft-com:office:office" xmlns:r="http://schemas.openxmlformats.org/officeDocument/2006/relationships" xmlns:v="urn:schemas-microsoft-com:vml" xmlns:w="http://schemas.openxmlformats.org/wordprocessingml/2006/main" xmlns:w10="urn:schemas-microsoft-com:office:word" xmlns:wp="http://schemas.openxmlformats.org/drawingml/2006/wordprocessingDrawing" xmlns:pic="http://schemas.openxmlformats.org/drawingml/2006/picture" xmlns:wps="http://schemas.microsoft.com/office/word/2010/wordprocessingShape" xmlns:wpg="http://schemas.microsoft.com/office/word/2010/wordprocessingGroup" xmlns:mc="http://schemas.openxmlformats.org/markup-compatibility/2006" xmlns:wp14="http://schemas.microsoft.com/office/word/2010/wordprocessingDrawing" xmlns:w14="http://schemas.microsoft.com/office/word/2010/wordml" xmlns:w15="http://schemas.microsoft.com/office/word/2012/wordml" mc:Ignorable="w14 wp14 w15">
   <w:sdt>
     <w:sdtPr>
       <w:docPartObj>
@@ -2028,43 +2102,21 @@
             <w:i/>
             <w:iCs/>
           </w:rPr>
-          <w:t>LogZilla Windows Syslog Agent V6.30.2.0</w:t>
-          <w:tab/>
+          <w:t>LogZilla Windows Syslog Agent V6.34.</w:t>
         </w:r>
         <w:r>
           <w:rPr>
             <w:i/>
             <w:iCs/>
           </w:rPr>
-          <w:fldChar w:fldCharType="begin"/>
+          <w:t>1</w:t>
         </w:r>
         <w:r>
           <w:rPr>
             <w:i/>
             <w:iCs/>
           </w:rPr>
-          <w:instrText xml:space="preserve"> PAGE </w:instrText>
-        </w:r>
-        <w:r>
-          <w:rPr>
-            <w:i/>
-            <w:iCs/>
-          </w:rPr>
-          <w:fldChar w:fldCharType="separate"/>
-        </w:r>
-        <w:r>
-          <w:rPr>
-            <w:i/>
-            <w:iCs/>
-          </w:rPr>
-          <w:t>8</w:t>
-        </w:r>
-        <w:r>
-          <w:rPr>
-            <w:i/>
-            <w:iCs/>
-          </w:rPr>
-          <w:fldChar w:fldCharType="end"/>
+          <w:t>.0</w:t>
         </w:r>
       </w:p>
     </w:sdtContent>
@@ -2073,7 +2125,7 @@
 </file>
 
 <file path=word/footer3.xml><?xml version="1.0" encoding="utf-8"?>
-<w:ftr xmlns:o="urn:schemas-microsoft-com:office:office" xmlns:r="http://schemas.openxmlformats.org/officeDocument/2006/relationships" xmlns:v="urn:schemas-microsoft-com:vml" xmlns:w="http://schemas.openxmlformats.org/wordprocessingml/2006/main" xmlns:w10="urn:schemas-microsoft-com:office:word" xmlns:wp="http://schemas.openxmlformats.org/drawingml/2006/wordprocessingDrawing" xmlns:wps="http://schemas.microsoft.com/office/word/2010/wordprocessingShape" xmlns:wpg="http://schemas.microsoft.com/office/word/2010/wordprocessingGroup" xmlns:mc="http://schemas.openxmlformats.org/markup-compatibility/2006" xmlns:wp14="http://schemas.microsoft.com/office/word/2010/wordprocessingDrawing" xmlns:w14="http://schemas.microsoft.com/office/word/2010/wordml" xmlns:w15="http://schemas.microsoft.com/office/word/2012/wordml" mc:Ignorable="w14 wp14 w15">
+<w:ftr xmlns:o="urn:schemas-microsoft-com:office:office" xmlns:r="http://schemas.openxmlformats.org/officeDocument/2006/relationships" xmlns:v="urn:schemas-microsoft-com:vml" xmlns:w="http://schemas.openxmlformats.org/wordprocessingml/2006/main" xmlns:w10="urn:schemas-microsoft-com:office:word" xmlns:wp="http://schemas.openxmlformats.org/drawingml/2006/wordprocessingDrawing" xmlns:pic="http://schemas.openxmlformats.org/drawingml/2006/picture" xmlns:wps="http://schemas.microsoft.com/office/word/2010/wordprocessingShape" xmlns:wpg="http://schemas.microsoft.com/office/word/2010/wordprocessingGroup" xmlns:mc="http://schemas.openxmlformats.org/markup-compatibility/2006" xmlns:wp14="http://schemas.microsoft.com/office/word/2010/wordprocessingDrawing" xmlns:w14="http://schemas.microsoft.com/office/word/2010/wordml" xmlns:w15="http://schemas.microsoft.com/office/word/2012/wordml" mc:Ignorable="w14 wp14 w15">
   <w:sdt>
     <w:sdtPr>
       <w:docPartObj>
@@ -2100,43 +2152,21 @@
             <w:i/>
             <w:iCs/>
           </w:rPr>
-          <w:t>LogZilla Windows Syslog Agent V6.30.2.0</w:t>
-          <w:tab/>
+          <w:t>LogZilla Windows Syslog Agent V6.34.</w:t>
         </w:r>
         <w:r>
           <w:rPr>
             <w:i/>
             <w:iCs/>
           </w:rPr>
-          <w:fldChar w:fldCharType="begin"/>
+          <w:t>1</w:t>
         </w:r>
         <w:r>
           <w:rPr>
             <w:i/>
             <w:iCs/>
           </w:rPr>
-          <w:instrText xml:space="preserve"> PAGE </w:instrText>
-        </w:r>
-        <w:r>
-          <w:rPr>
-            <w:i/>
-            <w:iCs/>
-          </w:rPr>
-          <w:fldChar w:fldCharType="separate"/>
-        </w:r>
-        <w:r>
-          <w:rPr>
-            <w:i/>
-            <w:iCs/>
-          </w:rPr>
-          <w:t>8</w:t>
-        </w:r>
-        <w:r>
-          <w:rPr>
-            <w:i/>
-            <w:iCs/>
-          </w:rPr>
-          <w:fldChar w:fldCharType="end"/>
+          <w:t>.0</w:t>
         </w:r>
       </w:p>
     </w:sdtContent>
@@ -2145,7 +2175,7 @@
 </file>
 
 <file path=word/header1.xml><?xml version="1.0" encoding="utf-8"?>
-<w:hdr xmlns:o="urn:schemas-microsoft-com:office:office" xmlns:r="http://schemas.openxmlformats.org/officeDocument/2006/relationships" xmlns:v="urn:schemas-microsoft-com:vml" xmlns:w="http://schemas.openxmlformats.org/wordprocessingml/2006/main" xmlns:w10="urn:schemas-microsoft-com:office:word" xmlns:wp="http://schemas.openxmlformats.org/drawingml/2006/wordprocessingDrawing" xmlns:wps="http://schemas.microsoft.com/office/word/2010/wordprocessingShape" xmlns:wpg="http://schemas.microsoft.com/office/word/2010/wordprocessingGroup" xmlns:mc="http://schemas.openxmlformats.org/markup-compatibility/2006" xmlns:wp14="http://schemas.microsoft.com/office/word/2010/wordprocessingDrawing" xmlns:w14="http://schemas.microsoft.com/office/word/2010/wordml" xmlns:w15="http://schemas.microsoft.com/office/word/2012/wordml" mc:Ignorable="w14 wp14 w15">
+<w:hdr xmlns:o="urn:schemas-microsoft-com:office:office" xmlns:r="http://schemas.openxmlformats.org/officeDocument/2006/relationships" xmlns:v="urn:schemas-microsoft-com:vml" xmlns:w="http://schemas.openxmlformats.org/wordprocessingml/2006/main" xmlns:w10="urn:schemas-microsoft-com:office:word" xmlns:wp="http://schemas.openxmlformats.org/drawingml/2006/wordprocessingDrawing" xmlns:pic="http://schemas.openxmlformats.org/drawingml/2006/picture" xmlns:wps="http://schemas.microsoft.com/office/word/2010/wordprocessingShape" xmlns:wpg="http://schemas.microsoft.com/office/word/2010/wordprocessingGroup" xmlns:mc="http://schemas.openxmlformats.org/markup-compatibility/2006" xmlns:wp14="http://schemas.microsoft.com/office/word/2010/wordprocessingDrawing" xmlns:w14="http://schemas.microsoft.com/office/word/2010/wordml" xmlns:w15="http://schemas.microsoft.com/office/word/2012/wordml" mc:Ignorable="w14 wp14 w15">
   <w:p>
     <w:pPr>
       <w:pStyle w:val="Header"/>
@@ -2159,7 +2189,7 @@
 </file>
 
 <file path=word/header2.xml><?xml version="1.0" encoding="utf-8"?>
-<w:hdr xmlns:o="urn:schemas-microsoft-com:office:office" xmlns:r="http://schemas.openxmlformats.org/officeDocument/2006/relationships" xmlns:v="urn:schemas-microsoft-com:vml" xmlns:w="http://schemas.openxmlformats.org/wordprocessingml/2006/main" xmlns:w10="urn:schemas-microsoft-com:office:word" xmlns:wp="http://schemas.openxmlformats.org/drawingml/2006/wordprocessingDrawing" xmlns:wps="http://schemas.microsoft.com/office/word/2010/wordprocessingShape" xmlns:wpg="http://schemas.microsoft.com/office/word/2010/wordprocessingGroup" xmlns:mc="http://schemas.openxmlformats.org/markup-compatibility/2006" xmlns:wp14="http://schemas.microsoft.com/office/word/2010/wordprocessingDrawing" xmlns:w14="http://schemas.microsoft.com/office/word/2010/wordml" xmlns:w15="http://schemas.microsoft.com/office/word/2012/wordml" mc:Ignorable="w14 wp14 w15">
+<w:hdr xmlns:o="urn:schemas-microsoft-com:office:office" xmlns:r="http://schemas.openxmlformats.org/officeDocument/2006/relationships" xmlns:v="urn:schemas-microsoft-com:vml" xmlns:w="http://schemas.openxmlformats.org/wordprocessingml/2006/main" xmlns:w10="urn:schemas-microsoft-com:office:word" xmlns:wp="http://schemas.openxmlformats.org/drawingml/2006/wordprocessingDrawing" xmlns:pic="http://schemas.openxmlformats.org/drawingml/2006/picture" xmlns:wps="http://schemas.microsoft.com/office/word/2010/wordprocessingShape" xmlns:wpg="http://schemas.microsoft.com/office/word/2010/wordprocessingGroup" xmlns:mc="http://schemas.openxmlformats.org/markup-compatibility/2006" xmlns:wp14="http://schemas.microsoft.com/office/word/2010/wordprocessingDrawing" xmlns:w14="http://schemas.microsoft.com/office/word/2010/wordml" xmlns:w15="http://schemas.microsoft.com/office/word/2012/wordml" mc:Ignorable="w14 wp14 w15">
   <w:p>
     <w:pPr>
       <w:pStyle w:val="Header"/>
@@ -2173,7 +2203,7 @@
 </file>
 
 <file path=word/header3.xml><?xml version="1.0" encoding="utf-8"?>
-<w:hdr xmlns:o="urn:schemas-microsoft-com:office:office" xmlns:r="http://schemas.openxmlformats.org/officeDocument/2006/relationships" xmlns:v="urn:schemas-microsoft-com:vml" xmlns:w="http://schemas.openxmlformats.org/wordprocessingml/2006/main" xmlns:w10="urn:schemas-microsoft-com:office:word" xmlns:wp="http://schemas.openxmlformats.org/drawingml/2006/wordprocessingDrawing" xmlns:wps="http://schemas.microsoft.com/office/word/2010/wordprocessingShape" xmlns:wpg="http://schemas.microsoft.com/office/word/2010/wordprocessingGroup" xmlns:mc="http://schemas.openxmlformats.org/markup-compatibility/2006" xmlns:wp14="http://schemas.microsoft.com/office/word/2010/wordprocessingDrawing" xmlns:w14="http://schemas.microsoft.com/office/word/2010/wordml" xmlns:w15="http://schemas.microsoft.com/office/word/2012/wordml" mc:Ignorable="w14 wp14 w15">
+<w:hdr xmlns:o="urn:schemas-microsoft-com:office:office" xmlns:r="http://schemas.openxmlformats.org/officeDocument/2006/relationships" xmlns:v="urn:schemas-microsoft-com:vml" xmlns:w="http://schemas.openxmlformats.org/wordprocessingml/2006/main" xmlns:w10="urn:schemas-microsoft-com:office:word" xmlns:wp="http://schemas.openxmlformats.org/drawingml/2006/wordprocessingDrawing" xmlns:pic="http://schemas.openxmlformats.org/drawingml/2006/picture" xmlns:wps="http://schemas.microsoft.com/office/word/2010/wordprocessingShape" xmlns:wpg="http://schemas.microsoft.com/office/word/2010/wordprocessingGroup" xmlns:mc="http://schemas.openxmlformats.org/markup-compatibility/2006" xmlns:wp14="http://schemas.microsoft.com/office/word/2010/wordprocessingDrawing" xmlns:w14="http://schemas.microsoft.com/office/word/2010/wordml" xmlns:w15="http://schemas.microsoft.com/office/word/2012/wordml" mc:Ignorable="w14 wp14 w15">
   <w:p>
     <w:pPr>
       <w:pStyle w:val="Header"/>
@@ -3008,7 +3038,7 @@
     </w:rPr>
   </w:style>
   <w:style w:type="paragraph" w:styleId="Heading1">
-    <w:name w:val="Heading 1"/>
+    <w:name w:val="heading 1"/>
     <w:basedOn w:val="Normal"/>
     <w:next w:val="Normal"/>
     <w:link w:val="Heading1Char"/>
@@ -3068,10 +3098,10 @@
       <w:szCs w:val="32"/>
     </w:rPr>
   </w:style>
-  <w:style w:type="character" w:styleId="CommandChar" w:customStyle="1">
+  <w:style w:type="character" w:styleId="commandChar" w:customStyle="1">
     <w:name w:val="command Char"/>
     <w:basedOn w:val="DefaultParagraphFont"/>
-    <w:link w:val="Command"/>
+    <w:link w:val="command"/>
     <w:qFormat/>
     <w:rsid w:val="00de3295"/>
     <w:rPr>
@@ -3147,7 +3177,7 @@
     </w:rPr>
   </w:style>
   <w:style w:type="paragraph" w:styleId="Caption">
-    <w:name w:val="Caption"/>
+    <w:name w:val="caption"/>
     <w:basedOn w:val="Normal"/>
     <w:qFormat/>
     <w:pPr>
@@ -3194,7 +3224,7 @@
     <w:rPr/>
   </w:style>
   <w:style w:type="paragraph" w:styleId="Header">
-    <w:name w:val="Header"/>
+    <w:name w:val="header"/>
     <w:basedOn w:val="Normal"/>
     <w:link w:val="HeaderChar"/>
     <w:uiPriority w:val="99"/>
@@ -3211,7 +3241,7 @@
     <w:rPr/>
   </w:style>
   <w:style w:type="paragraph" w:styleId="Footer">
-    <w:name w:val="Footer"/>
+    <w:name w:val="footer"/>
     <w:basedOn w:val="Normal"/>
     <w:link w:val="FooterChar"/>
     <w:uiPriority w:val="99"/>
@@ -3227,10 +3257,10 @@
     </w:pPr>
     <w:rPr/>
   </w:style>
-  <w:style w:type="paragraph" w:styleId="Command" w:customStyle="1">
+  <w:style w:type="paragraph" w:styleId="command" w:customStyle="1">
     <w:name w:val="command"/>
     <w:basedOn w:val="Normal"/>
-    <w:link w:val="CommandChar"/>
+    <w:link w:val="commandChar"/>
     <w:qFormat/>
     <w:rsid w:val="00de3295"/>
     <w:pPr>
